--- a/documentation/ITPM/ProjectIdeaandCharter.docx
+++ b/documentation/ITPM/ProjectIdeaandCharter.docx
@@ -55,6 +55,8 @@
                         <w:txbxContent>
                           <w:p>
                             <w:pPr>
+                              <w:bidi w:val="0"/>
+                              <w:jc w:val="left"/>
                               <w:rPr>
                                 <w:b/>
                                 <w:bCs/>
@@ -69,16 +71,26 @@
                             </w:r>
                           </w:p>
                           <w:p>
+                            <w:pPr>
+                              <w:bidi w:val="0"/>
+                              <w:jc w:val="left"/>
+                            </w:pPr>
                             <w:r>
                               <w:t xml:space="preserve">Eng. </w:t>
                             </w:r>
                             <w:r>
-                              <w:t>Rasheed Aldhaferi</w:t>
+                              <w:t xml:space="preserve">Rasheed </w:t>
                             </w:r>
+                            <w:proofErr w:type="spellStart"/>
+                            <w:r>
+                              <w:t>Aldhaferi</w:t>
+                            </w:r>
+                            <w:proofErr w:type="spellEnd"/>
                           </w:p>
                           <w:p>
                             <w:pPr>
-                              <w:jc w:val="center"/>
+                              <w:bidi w:val="0"/>
+                              <w:jc w:val="left"/>
                             </w:pPr>
                           </w:p>
                         </w:txbxContent>
@@ -112,6 +124,8 @@
                   <w:txbxContent>
                     <w:p>
                       <w:pPr>
+                        <w:bidi w:val="0"/>
+                        <w:jc w:val="left"/>
                         <w:rPr>
                           <w:b/>
                           <w:bCs/>
@@ -126,16 +140,26 @@
                       </w:r>
                     </w:p>
                     <w:p>
+                      <w:pPr>
+                        <w:bidi w:val="0"/>
+                        <w:jc w:val="left"/>
+                      </w:pPr>
                       <w:r>
                         <w:t xml:space="preserve">Eng. </w:t>
                       </w:r>
                       <w:r>
-                        <w:t>Rasheed Aldhaferi</w:t>
+                        <w:t xml:space="preserve">Rasheed </w:t>
                       </w:r>
+                      <w:proofErr w:type="spellStart"/>
+                      <w:r>
+                        <w:t>Aldhaferi</w:t>
+                      </w:r>
+                      <w:proofErr w:type="spellEnd"/>
                     </w:p>
                     <w:p>
                       <w:pPr>
-                        <w:jc w:val="center"/>
+                        <w:bidi w:val="0"/>
+                        <w:jc w:val="left"/>
                       </w:pPr>
                     </w:p>
                   </w:txbxContent>
@@ -190,6 +214,8 @@
                         <w:txbxContent>
                           <w:p>
                             <w:pPr>
+                              <w:bidi w:val="0"/>
+                              <w:jc w:val="left"/>
                               <w:rPr>
                                 <w:b/>
                                 <w:bCs/>
@@ -204,16 +230,28 @@
                             </w:r>
                           </w:p>
                           <w:p>
+                            <w:pPr>
+                              <w:bidi w:val="0"/>
+                              <w:jc w:val="left"/>
+                            </w:pPr>
                             <w:r>
                               <w:t>Mohammed Alsamawi</w:t>
                             </w:r>
                           </w:p>
                           <w:p>
+                            <w:pPr>
+                              <w:bidi w:val="0"/>
+                              <w:jc w:val="left"/>
+                            </w:pPr>
                             <w:r>
                               <w:t>Aiham Alhalmi</w:t>
                             </w:r>
                           </w:p>
                           <w:p>
+                            <w:pPr>
+                              <w:bidi w:val="0"/>
+                              <w:jc w:val="left"/>
+                            </w:pPr>
                             <w:r>
                               <w:t>Habib Sabri</w:t>
                             </w:r>
@@ -245,6 +283,8 @@
                   <w:txbxContent>
                     <w:p>
                       <w:pPr>
+                        <w:bidi w:val="0"/>
+                        <w:jc w:val="left"/>
                         <w:rPr>
                           <w:b/>
                           <w:bCs/>
@@ -259,16 +299,28 @@
                       </w:r>
                     </w:p>
                     <w:p>
+                      <w:pPr>
+                        <w:bidi w:val="0"/>
+                        <w:jc w:val="left"/>
+                      </w:pPr>
                       <w:r>
                         <w:t>Mohammed Alsamawi</w:t>
                       </w:r>
                     </w:p>
                     <w:p>
+                      <w:pPr>
+                        <w:bidi w:val="0"/>
+                        <w:jc w:val="left"/>
+                      </w:pPr>
                       <w:r>
                         <w:t>Aiham Alhalmi</w:t>
                       </w:r>
                     </w:p>
                     <w:p>
+                      <w:pPr>
+                        <w:bidi w:val="0"/>
+                        <w:jc w:val="left"/>
+                      </w:pPr>
                       <w:r>
                         <w:t>Habib Sabri</w:t>
                       </w:r>
@@ -1152,7 +1204,6 @@
     <w:p>
       <w:pPr>
         <w:bidi w:val="0"/>
-        <w:ind w:left="360"/>
         <w:jc w:val="left"/>
         <w:rPr>
           <w:b/>
